--- a/docs/foundation-canonical-2026-04-18/UX סיטון.docx
+++ b/docs/foundation-canonical-2026-04-18/UX סיטון.docx
@@ -16504,7 +16504,7 @@
           <w:szCs w:val="24"/>
           <w:rtl/>
         </w:rPr>
-        <w:t>דדליין</w:t>
+        <w:t>דדליין (מינימום 2 שעות, ללא מקסימום קבוע)</w:t>
       </w:r>
       <w:proofErr w:type="spellEnd"/>
       <w:r>
@@ -16514,7 +16514,7 @@
           <w:szCs w:val="24"/>
           <w:rtl/>
         </w:rPr>
-        <w:t xml:space="preserve"> עד 7 ימים</w:t>
+        <w:t xml:space="preserve"/>
       </w:r>
       <w:r>
         <w:rPr>
